--- a/rvs-400-executive-docs/output/05 Приказы и письма/P01 Приказ о назначении ответственных лиц при производстве работ.docx
+++ b/rvs-400-executive-docs/output/05 Приказы и письма/P01 Приказ о назначении ответственных лиц при производстве работ.docx
@@ -119,7 +119,7 @@
           <w:sz w:val="22"/>
           <w:u w:val="none"/>
         </w:rPr>
-        <w:t>В соответствии с требованиями Градостроительного кодекса Российской Федерации, СП 48.13330.2019 «Организация строительства», ГОСТ 31385-2023, приказа Ростехнадзора от 16.05.2023 № 344 и в целях обеспечения качества и безопасности работ на объекте: Монтаж стальных вертикальных цилиндрических резервуаров объёмом 400 м³ (2 шт.) для хранения спиртов, Московская область, муниципальный округ Шатура, г. Рошаль (Договор строительного подряда № 93 от 29.09.2025),</w:t>
+        <w:t>В соответствии с требованиями Градостроительного кодекса Российской Федерации, СП 48.13330.2019 «Организация строительства», ГОСТ 31385-2023, приказа Минстроя России от 16.05.2023 № 344/пр и в целях обеспечения качества и безопасности работ на объекте: Монтаж стальных вертикальных цилиндрических резервуаров объёмом 400 м³ (2 шт.) для хранения спиртов, Московская область, муниципальный округ Шатура, г. Рошаль (Договор строительного подряда № 93 от 29.09.2025),</w:t>
       </w:r>
     </w:p>
     <w:p>
